--- a/複評文件!!!!!!/評審建議.docx
+++ b/複評文件!!!!!!/評審建議.docx
@@ -4,428 +4,553 @@
   <w:body>
     <w:p>
       <w:pPr>
-        <w:rPr>
-          <w:rFonts w:hint="eastAsia"/>
-        </w:rPr>
-      </w:pPr>
-      <w:r>
-        <w:rPr>
-          <w:rFonts w:hint="eastAsia"/>
+        <w:spacing w:before="60" w:after="60" w:line="300" w:lineRule="auto"/>
+        <w:rPr>
+          <w:rFonts w:hint="eastAsia"/>
+        </w:rPr>
+      </w:pPr>
+      <w:r>
+        <w:rPr>
+          <w:rFonts w:hint="eastAsia" w:ascii="Times New Roman" w:hAnsi="Times New Roman" w:eastAsia="標楷體" w:cs="Times New Roman"/>
+          <w:b w:val="0"/>
+          <w:sz w:val="28"/>
         </w:rPr>
         <w:t xml:space="preserve">1. </w:t>
       </w:r>
       <w:r>
         <w:rPr>
-          <w:rFonts w:hint="eastAsia"/>
+          <w:rFonts w:hint="eastAsia" w:ascii="Times New Roman" w:hAnsi="Times New Roman" w:eastAsia="標楷體" w:cs="Times New Roman"/>
+          <w:b w:val="0"/>
+          <w:sz w:val="28"/>
         </w:rPr>
         <w:t>動機簡報部分比文件好（數據分析等），文件要補上</w:t>
       </w:r>
     </w:p>
     <w:p>
       <w:pPr>
-        <w:rPr>
-          <w:rFonts w:hint="eastAsia"/>
-        </w:rPr>
-      </w:pPr>
-      <w:r>
-        <w:rPr>
-          <w:rFonts w:hint="eastAsia"/>
+        <w:spacing w:before="60" w:after="60" w:line="300" w:lineRule="auto"/>
+        <w:rPr>
+          <w:rFonts w:hint="eastAsia"/>
+        </w:rPr>
+      </w:pPr>
+      <w:r>
+        <w:rPr>
+          <w:rFonts w:hint="eastAsia" w:ascii="Times New Roman" w:hAnsi="Times New Roman" w:eastAsia="標楷體" w:cs="Times New Roman"/>
+          <w:b w:val="0"/>
+          <w:sz w:val="28"/>
         </w:rPr>
         <w:t xml:space="preserve">2. </w:t>
       </w:r>
       <w:r>
         <w:rPr>
-          <w:rFonts w:hint="eastAsia"/>
+          <w:rFonts w:hint="eastAsia" w:ascii="Times New Roman" w:hAnsi="Times New Roman" w:eastAsia="標楷體" w:cs="Times New Roman"/>
+          <w:b w:val="0"/>
+          <w:sz w:val="28"/>
         </w:rPr>
         <w:t>問卷</w:t>
       </w:r>
       <w:r>
         <w:rPr>
-          <w:rFonts w:hint="eastAsia"/>
+          <w:rFonts w:hint="eastAsia" w:ascii="Times New Roman" w:hAnsi="Times New Roman" w:eastAsia="標楷體" w:cs="Times New Roman"/>
+          <w:b w:val="0"/>
+          <w:sz w:val="28"/>
         </w:rPr>
         <w:t>116</w:t>
       </w:r>
       <w:r>
         <w:rPr>
-          <w:rFonts w:hint="eastAsia"/>
+          <w:rFonts w:hint="eastAsia" w:ascii="Times New Roman" w:hAnsi="Times New Roman" w:eastAsia="標楷體" w:cs="Times New Roman"/>
+          <w:b w:val="0"/>
+          <w:sz w:val="28"/>
         </w:rPr>
         <w:t>個回應從哪裡來</w:t>
       </w:r>
     </w:p>
     <w:p>
       <w:pPr>
-        <w:rPr>
-          <w:rFonts w:hint="eastAsia"/>
-        </w:rPr>
-      </w:pPr>
-      <w:r>
-        <w:rPr>
-          <w:rFonts w:hint="eastAsia"/>
+        <w:spacing w:before="60" w:after="60" w:line="300" w:lineRule="auto"/>
+        <w:rPr>
+          <w:rFonts w:hint="eastAsia"/>
+        </w:rPr>
+      </w:pPr>
+      <w:r>
+        <w:rPr>
+          <w:rFonts w:hint="eastAsia" w:ascii="Times New Roman" w:hAnsi="Times New Roman" w:eastAsia="標楷體" w:cs="Times New Roman"/>
+          <w:b w:val="0"/>
+          <w:sz w:val="28"/>
         </w:rPr>
         <w:t xml:space="preserve">3. </w:t>
       </w:r>
       <w:r>
         <w:rPr>
-          <w:rFonts w:hint="eastAsia"/>
+          <w:rFonts w:hint="eastAsia" w:ascii="Times New Roman" w:hAnsi="Times New Roman" w:eastAsia="標楷體" w:cs="Times New Roman"/>
+          <w:b w:val="0"/>
+          <w:sz w:val="28"/>
         </w:rPr>
         <w:t>系統名稱文件上沒有中文（共同紀錄成長）</w:t>
       </w:r>
     </w:p>
     <w:p>
       <w:pPr>
-        <w:rPr>
-          <w:rFonts w:hint="eastAsia"/>
-        </w:rPr>
-      </w:pPr>
-      <w:r>
-        <w:rPr>
-          <w:rFonts w:hint="eastAsia"/>
+        <w:spacing w:before="60" w:after="60" w:line="300" w:lineRule="auto"/>
+        <w:rPr>
+          <w:rFonts w:hint="eastAsia"/>
+        </w:rPr>
+      </w:pPr>
+      <w:r>
+        <w:rPr>
+          <w:rFonts w:hint="eastAsia" w:ascii="Times New Roman" w:hAnsi="Times New Roman" w:eastAsia="標楷體" w:cs="Times New Roman"/>
+          <w:b w:val="0"/>
+          <w:sz w:val="28"/>
         </w:rPr>
         <w:t>4. rag</w:t>
       </w:r>
       <w:r>
         <w:rPr>
-          <w:rFonts w:hint="eastAsia"/>
+          <w:rFonts w:hint="eastAsia" w:ascii="Times New Roman" w:hAnsi="Times New Roman" w:eastAsia="標楷體" w:cs="Times New Roman"/>
+          <w:b w:val="0"/>
+          <w:sz w:val="28"/>
         </w:rPr>
         <w:t>的訓練資料從哪裡來、版權是否有問題</w:t>
       </w:r>
     </w:p>
     <w:p>
       <w:pPr>
-        <w:rPr>
-          <w:rFonts w:hint="eastAsia"/>
-        </w:rPr>
-      </w:pPr>
-      <w:r>
-        <w:rPr>
-          <w:rFonts w:hint="eastAsia"/>
+        <w:spacing w:before="60" w:after="60" w:line="300" w:lineRule="auto"/>
+        <w:rPr>
+          <w:rFonts w:hint="eastAsia"/>
+        </w:rPr>
+      </w:pPr>
+      <w:r>
+        <w:rPr>
+          <w:rFonts w:hint="eastAsia" w:ascii="Times New Roman" w:hAnsi="Times New Roman" w:eastAsia="標楷體" w:cs="Times New Roman"/>
+          <w:b w:val="0"/>
+          <w:sz w:val="28"/>
         </w:rPr>
         <w:t xml:space="preserve">5. </w:t>
       </w:r>
       <w:r>
         <w:rPr>
-          <w:rFonts w:hint="eastAsia"/>
+          <w:rFonts w:hint="eastAsia" w:ascii="Times New Roman" w:hAnsi="Times New Roman" w:eastAsia="標楷體" w:cs="Times New Roman"/>
+          <w:b w:val="0"/>
+          <w:sz w:val="28"/>
         </w:rPr>
         <w:t>系統安全性、</w:t>
       </w:r>
       <w:proofErr w:type="gramStart"/>
       <w:r>
         <w:rPr>
-          <w:rFonts w:hint="eastAsia"/>
+          <w:rFonts w:hint="eastAsia" w:ascii="Times New Roman" w:hAnsi="Times New Roman" w:eastAsia="標楷體" w:cs="Times New Roman"/>
+          <w:b w:val="0"/>
+          <w:sz w:val="28"/>
         </w:rPr>
         <w:t>資安</w:t>
       </w:r>
       <w:proofErr w:type="gramEnd"/>
       <w:r>
         <w:rPr>
-          <w:rFonts w:hint="eastAsia"/>
-        </w:rPr>
-        <w:t xml:space="preserve"> </w:t>
-      </w:r>
-      <w:r>
-        <w:rPr>
-          <w:rFonts w:hint="eastAsia"/>
+          <w:rFonts w:hint="eastAsia" w:ascii="Times New Roman" w:hAnsi="Times New Roman" w:eastAsia="標楷體" w:cs="Times New Roman"/>
+          <w:b w:val="0"/>
+          <w:sz w:val="28"/>
+        </w:rPr>
+        <w:t xml:space="preserve"> </w:t>
+      </w:r>
+      <w:r>
+        <w:rPr>
+          <w:rFonts w:hint="eastAsia" w:ascii="Times New Roman" w:hAnsi="Times New Roman" w:eastAsia="標楷體" w:cs="Times New Roman"/>
+          <w:b w:val="0"/>
+          <w:sz w:val="28"/>
         </w:rPr>
         <w:t>簡報沒有補充說明</w:t>
       </w:r>
     </w:p>
     <w:p>
       <w:pPr>
-        <w:rPr>
-          <w:rFonts w:hint="eastAsia"/>
-        </w:rPr>
-      </w:pPr>
-      <w:r>
-        <w:rPr>
-          <w:rFonts w:hint="eastAsia"/>
+        <w:spacing w:before="60" w:after="60" w:line="300" w:lineRule="auto"/>
+        <w:rPr>
+          <w:rFonts w:hint="eastAsia"/>
+        </w:rPr>
+      </w:pPr>
+      <w:r>
+        <w:rPr>
+          <w:rFonts w:hint="eastAsia" w:ascii="Times New Roman" w:hAnsi="Times New Roman" w:eastAsia="標楷體" w:cs="Times New Roman"/>
+          <w:b w:val="0"/>
+          <w:sz w:val="28"/>
         </w:rPr>
         <w:t xml:space="preserve">6. </w:t>
       </w:r>
       <w:r>
         <w:rPr>
-          <w:rFonts w:hint="eastAsia"/>
+          <w:rFonts w:hint="eastAsia" w:ascii="Times New Roman" w:hAnsi="Times New Roman" w:eastAsia="標楷體" w:cs="Times New Roman"/>
+          <w:b w:val="0"/>
+          <w:sz w:val="28"/>
         </w:rPr>
         <w:t>報告內容需要和系統文件需一致</w:t>
       </w:r>
       <w:r>
         <w:rPr>
-          <w:rFonts w:hint="eastAsia"/>
-        </w:rPr>
-        <w:t xml:space="preserve"> </w:t>
-      </w:r>
-      <w:r>
-        <w:rPr>
-          <w:rFonts w:hint="eastAsia"/>
+          <w:rFonts w:hint="eastAsia" w:ascii="Times New Roman" w:hAnsi="Times New Roman" w:eastAsia="標楷體" w:cs="Times New Roman"/>
+          <w:b w:val="0"/>
+          <w:sz w:val="28"/>
+        </w:rPr>
+        <w:t xml:space="preserve"> </w:t>
+      </w:r>
+      <w:r>
+        <w:rPr>
+          <w:rFonts w:hint="eastAsia" w:ascii="Times New Roman" w:hAnsi="Times New Roman" w:eastAsia="標楷體" w:cs="Times New Roman"/>
+          <w:b w:val="0"/>
+          <w:sz w:val="28"/>
         </w:rPr>
         <w:t>哪些功能還沒完成需要據實說明</w:t>
       </w:r>
     </w:p>
     <w:p>
       <w:pPr>
-        <w:rPr>
-          <w:rFonts w:hint="eastAsia"/>
-        </w:rPr>
-      </w:pPr>
-      <w:r>
-        <w:rPr>
-          <w:rFonts w:hint="eastAsia"/>
+        <w:spacing w:before="60" w:after="60" w:line="300" w:lineRule="auto"/>
+        <w:rPr>
+          <w:rFonts w:hint="eastAsia"/>
+        </w:rPr>
+      </w:pPr>
+      <w:r>
+        <w:rPr>
+          <w:rFonts w:hint="eastAsia" w:ascii="Times New Roman" w:hAnsi="Times New Roman" w:eastAsia="標楷體" w:cs="Times New Roman"/>
+          <w:b w:val="0"/>
+          <w:sz w:val="28"/>
         </w:rPr>
         <w:t xml:space="preserve">7. GitHub </w:t>
       </w:r>
       <w:r>
         <w:rPr>
-          <w:rFonts w:hint="eastAsia"/>
+          <w:rFonts w:hint="eastAsia" w:ascii="Times New Roman" w:hAnsi="Times New Roman" w:eastAsia="標楷體" w:cs="Times New Roman"/>
+          <w:b w:val="0"/>
+          <w:sz w:val="28"/>
         </w:rPr>
         <w:t>紀錄已經到</w:t>
       </w:r>
       <w:r>
         <w:rPr>
-          <w:rFonts w:hint="eastAsia"/>
+          <w:rFonts w:hint="eastAsia" w:ascii="Times New Roman" w:hAnsi="Times New Roman" w:eastAsia="標楷體" w:cs="Times New Roman"/>
+          <w:b w:val="0"/>
+          <w:sz w:val="28"/>
         </w:rPr>
         <w:t>6/26</w:t>
       </w:r>
     </w:p>
     <w:p>
       <w:pPr>
-        <w:rPr>
-          <w:rFonts w:hint="eastAsia"/>
-        </w:rPr>
-      </w:pPr>
-      <w:r>
-        <w:rPr>
-          <w:rFonts w:hint="eastAsia"/>
+        <w:spacing w:before="60" w:after="60" w:line="300" w:lineRule="auto"/>
+        <w:rPr>
+          <w:rFonts w:hint="eastAsia"/>
+        </w:rPr>
+      </w:pPr>
+      <w:r>
+        <w:rPr>
+          <w:rFonts w:hint="eastAsia" w:ascii="Times New Roman" w:hAnsi="Times New Roman" w:eastAsia="標楷體" w:cs="Times New Roman"/>
+          <w:b w:val="0"/>
+          <w:sz w:val="28"/>
         </w:rPr>
         <w:t xml:space="preserve">8. </w:t>
       </w:r>
       <w:r>
         <w:rPr>
-          <w:rFonts w:hint="eastAsia"/>
+          <w:rFonts w:hint="eastAsia" w:ascii="Times New Roman" w:hAnsi="Times New Roman" w:eastAsia="標楷體" w:cs="Times New Roman"/>
+          <w:b w:val="0"/>
+          <w:sz w:val="28"/>
         </w:rPr>
         <w:t>報告內容顛倒</w:t>
       </w:r>
       <w:r>
         <w:rPr>
-          <w:rFonts w:hint="eastAsia"/>
-        </w:rPr>
-        <w:t xml:space="preserve"> </w:t>
-      </w:r>
-      <w:r>
-        <w:rPr>
-          <w:rFonts w:hint="eastAsia"/>
+          <w:rFonts w:hint="eastAsia" w:ascii="Times New Roman" w:hAnsi="Times New Roman" w:eastAsia="標楷體" w:cs="Times New Roman"/>
+          <w:b w:val="0"/>
+          <w:sz w:val="28"/>
+        </w:rPr>
+        <w:t xml:space="preserve"> </w:t>
+      </w:r>
+      <w:r>
+        <w:rPr>
+          <w:rFonts w:hint="eastAsia" w:ascii="Times New Roman" w:hAnsi="Times New Roman" w:eastAsia="標楷體" w:cs="Times New Roman"/>
+          <w:b w:val="0"/>
+          <w:sz w:val="28"/>
         </w:rPr>
         <w:t>先報告系統比較</w:t>
       </w:r>
       <w:proofErr w:type="gramStart"/>
       <w:r>
         <w:rPr>
-          <w:rFonts w:hint="eastAsia"/>
+          <w:rFonts w:hint="eastAsia" w:ascii="Times New Roman" w:hAnsi="Times New Roman" w:eastAsia="標楷體" w:cs="Times New Roman"/>
+          <w:b w:val="0"/>
+          <w:sz w:val="28"/>
         </w:rPr>
         <w:t>（</w:t>
       </w:r>
       <w:proofErr w:type="gramEnd"/>
       <w:r>
         <w:rPr>
-          <w:rFonts w:hint="eastAsia"/>
+          <w:rFonts w:hint="eastAsia" w:ascii="Times New Roman" w:hAnsi="Times New Roman" w:eastAsia="標楷體" w:cs="Times New Roman"/>
+          <w:b w:val="0"/>
+          <w:sz w:val="28"/>
         </w:rPr>
         <w:t>對市場各需求了解</w:t>
       </w:r>
       <w:r>
         <w:rPr>
-          <w:rFonts w:hint="eastAsia"/>
-        </w:rPr>
-        <w:t xml:space="preserve"> </w:t>
-      </w:r>
-      <w:r>
-        <w:rPr>
-          <w:rFonts w:hint="eastAsia"/>
+          <w:rFonts w:hint="eastAsia" w:ascii="Times New Roman" w:hAnsi="Times New Roman" w:eastAsia="標楷體" w:cs="Times New Roman"/>
+          <w:b w:val="0"/>
+          <w:sz w:val="28"/>
+        </w:rPr>
+        <w:t xml:space="preserve"> </w:t>
+      </w:r>
+      <w:r>
+        <w:rPr>
+          <w:rFonts w:hint="eastAsia" w:ascii="Times New Roman" w:hAnsi="Times New Roman" w:eastAsia="標楷體" w:cs="Times New Roman"/>
+          <w:b w:val="0"/>
+          <w:sz w:val="28"/>
         </w:rPr>
         <w:t>目前市面上系統欠缺什麼需要改進</w:t>
       </w:r>
       <w:r>
         <w:rPr>
-          <w:rFonts w:hint="eastAsia"/>
+          <w:rFonts w:hint="eastAsia" w:ascii="Times New Roman" w:hAnsi="Times New Roman" w:eastAsia="標楷體" w:cs="Times New Roman"/>
+          <w:b w:val="0"/>
+          <w:sz w:val="28"/>
         </w:rPr>
         <w:t>/SWOT</w:t>
       </w:r>
       <w:r>
         <w:rPr>
-          <w:rFonts w:hint="eastAsia"/>
+          <w:rFonts w:hint="eastAsia" w:ascii="Times New Roman" w:hAnsi="Times New Roman" w:eastAsia="標楷體" w:cs="Times New Roman"/>
+          <w:b w:val="0"/>
+          <w:sz w:val="28"/>
         </w:rPr>
         <w:t>分析</w:t>
       </w:r>
       <w:r>
         <w:rPr>
-          <w:rFonts w:hint="eastAsia"/>
-        </w:rPr>
-        <w:t xml:space="preserve"> </w:t>
-      </w:r>
-      <w:r>
-        <w:rPr>
-          <w:rFonts w:hint="eastAsia"/>
+          <w:rFonts w:hint="eastAsia" w:ascii="Times New Roman" w:hAnsi="Times New Roman" w:eastAsia="標楷體" w:cs="Times New Roman"/>
+          <w:b w:val="0"/>
+          <w:sz w:val="28"/>
+        </w:rPr>
+        <w:t xml:space="preserve"> </w:t>
+      </w:r>
+      <w:r>
+        <w:rPr>
+          <w:rFonts w:hint="eastAsia" w:ascii="Times New Roman" w:hAnsi="Times New Roman" w:eastAsia="標楷體" w:cs="Times New Roman"/>
+          <w:b w:val="0"/>
+          <w:sz w:val="28"/>
         </w:rPr>
         <w:t>再介紹系統功能</w:t>
       </w:r>
     </w:p>
     <w:p>
       <w:pPr>
-        <w:rPr>
-          <w:rFonts w:hint="eastAsia"/>
-        </w:rPr>
-      </w:pPr>
-      <w:r>
-        <w:rPr>
-          <w:rFonts w:hint="eastAsia"/>
+        <w:spacing w:before="60" w:after="60" w:line="300" w:lineRule="auto"/>
+        <w:rPr>
+          <w:rFonts w:hint="eastAsia"/>
+        </w:rPr>
+      </w:pPr>
+      <w:r>
+        <w:rPr>
+          <w:rFonts w:hint="eastAsia" w:ascii="Times New Roman" w:hAnsi="Times New Roman" w:eastAsia="標楷體" w:cs="Times New Roman"/>
+          <w:b w:val="0"/>
+          <w:sz w:val="28"/>
         </w:rPr>
         <w:t xml:space="preserve">9. </w:t>
       </w:r>
       <w:r>
         <w:rPr>
-          <w:rFonts w:hint="eastAsia"/>
+          <w:rFonts w:hint="eastAsia" w:ascii="Times New Roman" w:hAnsi="Times New Roman" w:eastAsia="標楷體" w:cs="Times New Roman"/>
+          <w:b w:val="0"/>
+          <w:sz w:val="28"/>
         </w:rPr>
         <w:t>非功能性需求</w:t>
       </w:r>
       <w:proofErr w:type="gramStart"/>
       <w:r>
         <w:rPr>
-          <w:rFonts w:hint="eastAsia"/>
+          <w:rFonts w:hint="eastAsia" w:ascii="Times New Roman" w:hAnsi="Times New Roman" w:eastAsia="標楷體" w:cs="Times New Roman"/>
+          <w:b w:val="0"/>
+          <w:sz w:val="28"/>
         </w:rPr>
         <w:t>不</w:t>
       </w:r>
       <w:proofErr w:type="gramEnd"/>
       <w:r>
         <w:rPr>
-          <w:rFonts w:hint="eastAsia"/>
+          <w:rFonts w:hint="eastAsia" w:ascii="Times New Roman" w:hAnsi="Times New Roman" w:eastAsia="標楷體" w:cs="Times New Roman"/>
+          <w:b w:val="0"/>
+          <w:sz w:val="28"/>
         </w:rPr>
         <w:t>要是解釋名詞</w:t>
       </w:r>
       <w:r>
         <w:rPr>
-          <w:rFonts w:hint="eastAsia"/>
-        </w:rPr>
-        <w:t xml:space="preserve"> </w:t>
-      </w:r>
-      <w:r>
-        <w:rPr>
-          <w:rFonts w:hint="eastAsia"/>
+          <w:rFonts w:hint="eastAsia" w:ascii="Times New Roman" w:hAnsi="Times New Roman" w:eastAsia="標楷體" w:cs="Times New Roman"/>
+          <w:b w:val="0"/>
+          <w:sz w:val="28"/>
+        </w:rPr>
+        <w:t xml:space="preserve"> </w:t>
+      </w:r>
+      <w:r>
+        <w:rPr>
+          <w:rFonts w:hint="eastAsia" w:ascii="Times New Roman" w:hAnsi="Times New Roman" w:eastAsia="標楷體" w:cs="Times New Roman"/>
+          <w:b w:val="0"/>
+          <w:sz w:val="28"/>
         </w:rPr>
         <w:t>要具體說明我們系統的非功能性需求</w:t>
       </w:r>
       <w:r>
         <w:rPr>
-          <w:rFonts w:hint="eastAsia"/>
-        </w:rPr>
-        <w:t xml:space="preserve"> </w:t>
-      </w:r>
-      <w:r>
-        <w:rPr>
-          <w:rFonts w:hint="eastAsia"/>
+          <w:rFonts w:hint="eastAsia" w:ascii="Times New Roman" w:hAnsi="Times New Roman" w:eastAsia="標楷體" w:cs="Times New Roman"/>
+          <w:b w:val="0"/>
+          <w:sz w:val="28"/>
+        </w:rPr>
+        <w:t xml:space="preserve"> </w:t>
+      </w:r>
+      <w:r>
+        <w:rPr>
+          <w:rFonts w:hint="eastAsia" w:ascii="Times New Roman" w:hAnsi="Times New Roman" w:eastAsia="標楷體" w:cs="Times New Roman"/>
+          <w:b w:val="0"/>
+          <w:sz w:val="28"/>
         </w:rPr>
         <w:t>要是未來可驗證、達成的</w:t>
       </w:r>
     </w:p>
     <w:p>
       <w:pPr>
-        <w:rPr>
-          <w:rFonts w:hint="eastAsia"/>
-        </w:rPr>
-      </w:pPr>
-      <w:r>
-        <w:rPr>
-          <w:rFonts w:hint="eastAsia"/>
+        <w:spacing w:before="60" w:after="60" w:line="300" w:lineRule="auto"/>
+        <w:rPr>
+          <w:rFonts w:hint="eastAsia"/>
+        </w:rPr>
+      </w:pPr>
+      <w:r>
+        <w:rPr>
+          <w:rFonts w:hint="eastAsia" w:ascii="Times New Roman" w:hAnsi="Times New Roman" w:eastAsia="標楷體" w:cs="Times New Roman"/>
+          <w:b w:val="0"/>
+          <w:sz w:val="28"/>
         </w:rPr>
         <w:t xml:space="preserve">10. </w:t>
       </w:r>
       <w:r>
         <w:rPr>
-          <w:rFonts w:hint="eastAsia"/>
+          <w:rFonts w:hint="eastAsia" w:ascii="Times New Roman" w:hAnsi="Times New Roman" w:eastAsia="標楷體" w:cs="Times New Roman"/>
+          <w:b w:val="0"/>
+          <w:sz w:val="28"/>
         </w:rPr>
         <w:t>怎麼判斷是已優化</w:t>
       </w:r>
       <w:r>
         <w:rPr>
-          <w:rFonts w:hint="eastAsia"/>
-        </w:rPr>
-        <w:t xml:space="preserve"> </w:t>
-      </w:r>
-      <w:r>
-        <w:rPr>
-          <w:rFonts w:hint="eastAsia"/>
+          <w:rFonts w:hint="eastAsia" w:ascii="Times New Roman" w:hAnsi="Times New Roman" w:eastAsia="標楷體" w:cs="Times New Roman"/>
+          <w:b w:val="0"/>
+          <w:sz w:val="28"/>
+        </w:rPr>
+        <w:t xml:space="preserve"> </w:t>
+      </w:r>
+      <w:r>
+        <w:rPr>
+          <w:rFonts w:hint="eastAsia" w:ascii="Times New Roman" w:hAnsi="Times New Roman" w:eastAsia="標楷體" w:cs="Times New Roman"/>
+          <w:b w:val="0"/>
+          <w:sz w:val="28"/>
         </w:rPr>
         <w:t>或需要優化的</w:t>
       </w:r>
       <w:r>
         <w:rPr>
-          <w:rFonts w:hint="eastAsia"/>
-        </w:rPr>
-        <w:t xml:space="preserve"> </w:t>
-      </w:r>
-      <w:r>
-        <w:rPr>
-          <w:rFonts w:hint="eastAsia"/>
+          <w:rFonts w:hint="eastAsia" w:ascii="Times New Roman" w:hAnsi="Times New Roman" w:eastAsia="標楷體" w:cs="Times New Roman"/>
+          <w:b w:val="0"/>
+          <w:sz w:val="28"/>
+        </w:rPr>
+        <w:t xml:space="preserve"> </w:t>
+      </w:r>
+      <w:r>
+        <w:rPr>
+          <w:rFonts w:hint="eastAsia" w:ascii="Times New Roman" w:hAnsi="Times New Roman" w:eastAsia="標楷體" w:cs="Times New Roman"/>
+          <w:b w:val="0"/>
+          <w:sz w:val="28"/>
         </w:rPr>
         <w:t>還沒上線之前</w:t>
       </w:r>
       <w:r>
         <w:rPr>
-          <w:rFonts w:hint="eastAsia"/>
-        </w:rPr>
-        <w:t xml:space="preserve"> </w:t>
-      </w:r>
-      <w:r>
-        <w:rPr>
-          <w:rFonts w:hint="eastAsia"/>
+          <w:rFonts w:hint="eastAsia" w:ascii="Times New Roman" w:hAnsi="Times New Roman" w:eastAsia="標楷體" w:cs="Times New Roman"/>
+          <w:b w:val="0"/>
+          <w:sz w:val="28"/>
+        </w:rPr>
+        <w:t xml:space="preserve"> </w:t>
+      </w:r>
+      <w:r>
+        <w:rPr>
+          <w:rFonts w:hint="eastAsia" w:ascii="Times New Roman" w:hAnsi="Times New Roman" w:eastAsia="標楷體" w:cs="Times New Roman"/>
+          <w:b w:val="0"/>
+          <w:sz w:val="28"/>
         </w:rPr>
         <w:t>怎麼判斷出來的</w:t>
       </w:r>
     </w:p>
     <w:p>
       <w:pPr>
-        <w:rPr>
-          <w:rFonts w:hint="eastAsia"/>
-        </w:rPr>
-      </w:pPr>
-      <w:r>
-        <w:rPr>
-          <w:rFonts w:hint="eastAsia"/>
+        <w:spacing w:before="60" w:after="60" w:line="300" w:lineRule="auto"/>
+        <w:rPr>
+          <w:rFonts w:hint="eastAsia"/>
+        </w:rPr>
+      </w:pPr>
+      <w:r>
+        <w:rPr>
+          <w:rFonts w:hint="eastAsia" w:ascii="Times New Roman" w:hAnsi="Times New Roman" w:eastAsia="標楷體" w:cs="Times New Roman"/>
+          <w:b w:val="0"/>
+          <w:sz w:val="28"/>
         </w:rPr>
         <w:t>11. Swot</w:t>
       </w:r>
       <w:r>
         <w:rPr>
-          <w:rFonts w:hint="eastAsia"/>
+          <w:rFonts w:hint="eastAsia" w:ascii="Times New Roman" w:hAnsi="Times New Roman" w:eastAsia="標楷體" w:cs="Times New Roman"/>
+          <w:b w:val="0"/>
+          <w:sz w:val="28"/>
         </w:rPr>
         <w:t>分析放在前面</w:t>
       </w:r>
       <w:r>
         <w:rPr>
-          <w:rFonts w:hint="eastAsia"/>
+          <w:rFonts w:hint="eastAsia" w:ascii="Times New Roman" w:hAnsi="Times New Roman" w:eastAsia="標楷體" w:cs="Times New Roman"/>
+          <w:b w:val="0"/>
+          <w:sz w:val="28"/>
         </w:rPr>
         <w:t xml:space="preserve"> </w:t>
       </w:r>
       <w:proofErr w:type="gramStart"/>
       <w:r>
         <w:rPr>
-          <w:rFonts w:hint="eastAsia"/>
+          <w:rFonts w:hint="eastAsia" w:ascii="Times New Roman" w:hAnsi="Times New Roman" w:eastAsia="標楷體" w:cs="Times New Roman"/>
+          <w:b w:val="0"/>
+          <w:sz w:val="28"/>
         </w:rPr>
         <w:t>為什麼用賴</w:t>
       </w:r>
       <w:proofErr w:type="gramEnd"/>
       <w:r>
         <w:rPr>
-          <w:rFonts w:hint="eastAsia"/>
-        </w:rPr>
-        <w:t xml:space="preserve"> </w:t>
-      </w:r>
-      <w:r>
-        <w:rPr>
-          <w:rFonts w:hint="eastAsia"/>
+          <w:rFonts w:hint="eastAsia" w:ascii="Times New Roman" w:hAnsi="Times New Roman" w:eastAsia="標楷體" w:cs="Times New Roman"/>
+          <w:b w:val="0"/>
+          <w:sz w:val="28"/>
+        </w:rPr>
+        <w:t xml:space="preserve"> </w:t>
+      </w:r>
+      <w:r>
+        <w:rPr>
+          <w:rFonts w:hint="eastAsia" w:ascii="Times New Roman" w:hAnsi="Times New Roman" w:eastAsia="標楷體" w:cs="Times New Roman"/>
+          <w:b w:val="0"/>
+          <w:sz w:val="28"/>
         </w:rPr>
         <w:t>為什麼用</w:t>
       </w:r>
       <w:proofErr w:type="spellStart"/>
       <w:r>
         <w:rPr>
-          <w:rFonts w:hint="eastAsia"/>
+          <w:rFonts w:hint="eastAsia" w:ascii="Times New Roman" w:hAnsi="Times New Roman" w:eastAsia="標楷體" w:cs="Times New Roman"/>
+          <w:b w:val="0"/>
+          <w:sz w:val="28"/>
         </w:rPr>
         <w:t>api</w:t>
       </w:r>
@@ -433,148 +558,197 @@
     </w:p>
     <w:p>
       <w:pPr>
-        <w:rPr>
-          <w:rFonts w:hint="eastAsia"/>
-        </w:rPr>
-      </w:pPr>
-      <w:r>
-        <w:rPr>
-          <w:rFonts w:hint="eastAsia"/>
+        <w:spacing w:before="60" w:after="60" w:line="300" w:lineRule="auto"/>
+        <w:rPr>
+          <w:rFonts w:hint="eastAsia"/>
+        </w:rPr>
+      </w:pPr>
+      <w:r>
+        <w:rPr>
+          <w:rFonts w:hint="eastAsia" w:ascii="Times New Roman" w:hAnsi="Times New Roman" w:eastAsia="標楷體" w:cs="Times New Roman"/>
+          <w:b w:val="0"/>
+          <w:sz w:val="28"/>
         </w:rPr>
         <w:t xml:space="preserve">12. </w:t>
       </w:r>
       <w:r>
         <w:rPr>
-          <w:rFonts w:hint="eastAsia"/>
+          <w:rFonts w:hint="eastAsia" w:ascii="Times New Roman" w:hAnsi="Times New Roman" w:eastAsia="標楷體" w:cs="Times New Roman"/>
+          <w:b w:val="0"/>
+          <w:sz w:val="28"/>
         </w:rPr>
         <w:t>工作表分配</w:t>
       </w:r>
       <w:r>
         <w:rPr>
-          <w:rFonts w:hint="eastAsia"/>
-        </w:rPr>
-        <w:t xml:space="preserve"> </w:t>
-      </w:r>
-      <w:r>
-        <w:rPr>
-          <w:rFonts w:hint="eastAsia"/>
+          <w:rFonts w:hint="eastAsia" w:ascii="Times New Roman" w:hAnsi="Times New Roman" w:eastAsia="標楷體" w:cs="Times New Roman"/>
+          <w:b w:val="0"/>
+          <w:sz w:val="28"/>
+        </w:rPr>
+        <w:t xml:space="preserve"> </w:t>
+      </w:r>
+      <w:r>
+        <w:rPr>
+          <w:rFonts w:hint="eastAsia" w:ascii="Times New Roman" w:hAnsi="Times New Roman" w:eastAsia="標楷體" w:cs="Times New Roman"/>
+          <w:b w:val="0"/>
+          <w:sz w:val="28"/>
         </w:rPr>
         <w:t>前端開發的成長</w:t>
       </w:r>
       <w:r>
         <w:rPr>
-          <w:rFonts w:hint="eastAsia"/>
+          <w:rFonts w:hint="eastAsia" w:ascii="Times New Roman" w:hAnsi="Times New Roman" w:eastAsia="標楷體" w:cs="Times New Roman"/>
+          <w:b w:val="0"/>
+          <w:sz w:val="28"/>
         </w:rPr>
         <w:t>ai</w:t>
       </w:r>
       <w:r>
         <w:rPr>
-          <w:rFonts w:hint="eastAsia"/>
+          <w:rFonts w:hint="eastAsia" w:ascii="Times New Roman" w:hAnsi="Times New Roman" w:eastAsia="標楷體" w:cs="Times New Roman"/>
+          <w:b w:val="0"/>
+          <w:sz w:val="28"/>
         </w:rPr>
         <w:t>回答</w:t>
       </w:r>
       <w:r>
         <w:rPr>
-          <w:rFonts w:hint="eastAsia"/>
-        </w:rPr>
-        <w:t xml:space="preserve"> </w:t>
-      </w:r>
-      <w:r>
-        <w:rPr>
-          <w:rFonts w:hint="eastAsia"/>
+          <w:rFonts w:hint="eastAsia" w:ascii="Times New Roman" w:hAnsi="Times New Roman" w:eastAsia="標楷體" w:cs="Times New Roman"/>
+          <w:b w:val="0"/>
+          <w:sz w:val="28"/>
+        </w:rPr>
+        <w:t xml:space="preserve"> </w:t>
+      </w:r>
+      <w:r>
+        <w:rPr>
+          <w:rFonts w:hint="eastAsia" w:ascii="Times New Roman" w:hAnsi="Times New Roman" w:eastAsia="標楷體" w:cs="Times New Roman"/>
+          <w:b w:val="0"/>
+          <w:sz w:val="28"/>
         </w:rPr>
         <w:t>怎麼分工、次要負責人怎麼分工、次序</w:t>
       </w:r>
     </w:p>
     <w:p>
       <w:pPr>
-        <w:rPr>
-          <w:rFonts w:hint="eastAsia"/>
-        </w:rPr>
-      </w:pPr>
-      <w:r>
-        <w:rPr>
-          <w:rFonts w:hint="eastAsia"/>
+        <w:spacing w:before="60" w:after="60" w:line="300" w:lineRule="auto"/>
+        <w:rPr>
+          <w:rFonts w:hint="eastAsia"/>
+        </w:rPr>
+      </w:pPr>
+      <w:r>
+        <w:rPr>
+          <w:rFonts w:hint="eastAsia" w:ascii="Times New Roman" w:hAnsi="Times New Roman" w:eastAsia="標楷體" w:cs="Times New Roman"/>
+          <w:b w:val="0"/>
+          <w:sz w:val="28"/>
         </w:rPr>
         <w:t xml:space="preserve">13. </w:t>
       </w:r>
       <w:r>
         <w:rPr>
-          <w:rFonts w:hint="eastAsia"/>
+          <w:rFonts w:hint="eastAsia" w:ascii="Times New Roman" w:hAnsi="Times New Roman" w:eastAsia="標楷體" w:cs="Times New Roman"/>
+          <w:b w:val="0"/>
+          <w:sz w:val="28"/>
         </w:rPr>
         <w:t>資料庫設計</w:t>
       </w:r>
       <w:r>
         <w:rPr>
-          <w:rFonts w:hint="eastAsia"/>
-        </w:rPr>
-        <w:t xml:space="preserve"> </w:t>
-      </w:r>
-      <w:r>
-        <w:rPr>
-          <w:rFonts w:hint="eastAsia"/>
+          <w:rFonts w:hint="eastAsia" w:ascii="Times New Roman" w:hAnsi="Times New Roman" w:eastAsia="標楷體" w:cs="Times New Roman"/>
+          <w:b w:val="0"/>
+          <w:sz w:val="28"/>
+        </w:rPr>
+        <w:t xml:space="preserve"> </w:t>
+      </w:r>
+      <w:r>
+        <w:rPr>
+          <w:rFonts w:hint="eastAsia" w:ascii="Times New Roman" w:hAnsi="Times New Roman" w:eastAsia="標楷體" w:cs="Times New Roman"/>
+          <w:b w:val="0"/>
+          <w:sz w:val="28"/>
         </w:rPr>
         <w:t>設計了什麼</w:t>
       </w:r>
       <w:r>
         <w:rPr>
-          <w:rFonts w:hint="eastAsia"/>
-        </w:rPr>
-        <w:t xml:space="preserve"> </w:t>
-      </w:r>
-      <w:r>
-        <w:rPr>
-          <w:rFonts w:hint="eastAsia"/>
+          <w:rFonts w:hint="eastAsia" w:ascii="Times New Roman" w:hAnsi="Times New Roman" w:eastAsia="標楷體" w:cs="Times New Roman"/>
+          <w:b w:val="0"/>
+          <w:sz w:val="28"/>
+        </w:rPr>
+        <w:t xml:space="preserve"> </w:t>
+      </w:r>
+      <w:r>
+        <w:rPr>
+          <w:rFonts w:hint="eastAsia" w:ascii="Times New Roman" w:hAnsi="Times New Roman" w:eastAsia="標楷體" w:cs="Times New Roman"/>
+          <w:b w:val="0"/>
+          <w:sz w:val="28"/>
         </w:rPr>
         <w:t>先做系統分析、系統設計、資料表的順序</w:t>
       </w:r>
       <w:r>
         <w:rPr>
-          <w:rFonts w:hint="eastAsia"/>
-        </w:rPr>
-        <w:t xml:space="preserve"> </w:t>
-      </w:r>
-      <w:r>
-        <w:rPr>
-          <w:rFonts w:hint="eastAsia"/>
+          <w:rFonts w:hint="eastAsia" w:ascii="Times New Roman" w:hAnsi="Times New Roman" w:eastAsia="標楷體" w:cs="Times New Roman"/>
+          <w:b w:val="0"/>
+          <w:sz w:val="28"/>
+        </w:rPr>
+        <w:t xml:space="preserve"> </w:t>
+      </w:r>
+      <w:r>
+        <w:rPr>
+          <w:rFonts w:hint="eastAsia" w:ascii="Times New Roman" w:hAnsi="Times New Roman" w:eastAsia="標楷體" w:cs="Times New Roman"/>
+          <w:b w:val="0"/>
+          <w:sz w:val="28"/>
         </w:rPr>
         <w:t>順序為討論系統功能</w:t>
       </w:r>
     </w:p>
     <w:p>
-      <w:r>
-        <w:rPr>
-          <w:rFonts w:hint="eastAsia"/>
+      <w:pPr>
+        <w:spacing w:before="60" w:after="60" w:line="300" w:lineRule="auto"/>
+      </w:pPr>
+      <w:r>
+        <w:rPr>
+          <w:rFonts w:hint="eastAsia" w:ascii="Times New Roman" w:hAnsi="Times New Roman" w:eastAsia="標楷體" w:cs="Times New Roman"/>
+          <w:b w:val="0"/>
+          <w:sz w:val="28"/>
         </w:rPr>
         <w:t>14.</w:t>
       </w:r>
       <w:r>
         <w:rPr>
-          <w:rFonts w:hint="eastAsia"/>
+          <w:rFonts w:hint="eastAsia" w:ascii="Times New Roman" w:hAnsi="Times New Roman" w:eastAsia="標楷體" w:cs="Times New Roman"/>
+          <w:b w:val="0"/>
+          <w:sz w:val="28"/>
         </w:rPr>
         <w:t>功能性表格裡面有兩個使用者</w:t>
       </w:r>
       <w:r>
         <w:rPr>
-          <w:rFonts w:hint="eastAsia"/>
+          <w:rFonts w:hint="eastAsia" w:ascii="Times New Roman" w:hAnsi="Times New Roman" w:eastAsia="標楷體" w:cs="Times New Roman"/>
+          <w:b w:val="0"/>
+          <w:sz w:val="28"/>
         </w:rPr>
         <w:t>/</w:t>
       </w:r>
       <w:r>
         <w:rPr>
-          <w:rFonts w:hint="eastAsia"/>
+          <w:rFonts w:hint="eastAsia" w:ascii="Times New Roman" w:hAnsi="Times New Roman" w:eastAsia="標楷體" w:cs="Times New Roman"/>
+          <w:b w:val="0"/>
+          <w:sz w:val="28"/>
         </w:rPr>
         <w:t>一個內部系統</w:t>
       </w:r>
       <w:r>
         <w:rPr>
-          <w:rFonts w:hint="eastAsia"/>
-        </w:rPr>
-        <w:t xml:space="preserve"> </w:t>
-      </w:r>
-      <w:r>
-        <w:rPr>
-          <w:rFonts w:hint="eastAsia"/>
+          <w:rFonts w:hint="eastAsia" w:ascii="Times New Roman" w:hAnsi="Times New Roman" w:eastAsia="標楷體" w:cs="Times New Roman"/>
+          <w:b w:val="0"/>
+          <w:sz w:val="28"/>
+        </w:rPr>
+        <w:t xml:space="preserve"> </w:t>
+      </w:r>
+      <w:r>
+        <w:rPr>
+          <w:rFonts w:hint="eastAsia" w:ascii="Times New Roman" w:hAnsi="Times New Roman" w:eastAsia="標楷體" w:cs="Times New Roman"/>
+          <w:b w:val="0"/>
+          <w:sz w:val="28"/>
         </w:rPr>
         <w:t>簡報還沒有顯示出來</w:t>
       </w:r>
@@ -582,275 +756,356 @@
     <w:p/>
     <w:p>
       <w:pPr>
-        <w:rPr>
-          <w:rFonts w:hint="eastAsia"/>
-        </w:rPr>
-      </w:pPr>
-      <w:r>
-        <w:rPr>
-          <w:rFonts w:hint="eastAsia"/>
+        <w:spacing w:before="60" w:after="60" w:line="300" w:lineRule="auto"/>
+        <w:rPr>
+          <w:rFonts w:hint="eastAsia"/>
+        </w:rPr>
+      </w:pPr>
+      <w:r>
+        <w:rPr>
+          <w:rFonts w:hint="eastAsia" w:ascii="Times New Roman" w:hAnsi="Times New Roman" w:eastAsia="標楷體" w:cs="Times New Roman"/>
+          <w:b w:val="0"/>
+          <w:sz w:val="28"/>
         </w:rPr>
         <w:t>一、</w:t>
       </w:r>
       <w:r>
         <w:rPr>
-          <w:rFonts w:hint="eastAsia"/>
-        </w:rPr>
-        <w:t xml:space="preserve"> </w:t>
-      </w:r>
-      <w:r>
-        <w:rPr>
-          <w:rFonts w:hint="eastAsia"/>
+          <w:rFonts w:hint="eastAsia" w:ascii="Times New Roman" w:hAnsi="Times New Roman" w:eastAsia="標楷體" w:cs="Times New Roman"/>
+          <w:b w:val="0"/>
+          <w:sz w:val="28"/>
+        </w:rPr>
+        <w:t xml:space="preserve"> </w:t>
+      </w:r>
+      <w:r>
+        <w:rPr>
+          <w:rFonts w:hint="eastAsia" w:ascii="Times New Roman" w:hAnsi="Times New Roman" w:eastAsia="標楷體" w:cs="Times New Roman"/>
+          <w:b w:val="0"/>
+          <w:sz w:val="28"/>
         </w:rPr>
         <w:t>文件與簡報內容一致性</w:t>
       </w:r>
     </w:p>
     <w:p>
       <w:pPr>
-        <w:rPr>
-          <w:rFonts w:hint="eastAsia"/>
-        </w:rPr>
-      </w:pPr>
-      <w:r>
-        <w:rPr>
-          <w:rFonts w:hint="eastAsia"/>
+        <w:spacing w:before="60" w:after="60" w:line="300" w:lineRule="auto"/>
+        <w:rPr>
+          <w:rFonts w:hint="eastAsia"/>
+        </w:rPr>
+      </w:pPr>
+      <w:r>
+        <w:rPr>
+          <w:rFonts w:hint="eastAsia" w:ascii="Times New Roman" w:hAnsi="Times New Roman" w:eastAsia="標楷體" w:cs="Times New Roman"/>
+          <w:b w:val="0"/>
+          <w:sz w:val="28"/>
         </w:rPr>
         <w:t></w:t>
       </w:r>
       <w:r>
         <w:rPr>
-          <w:rFonts w:hint="eastAsia"/>
-        </w:rPr>
-        <w:t xml:space="preserve"> </w:t>
-      </w:r>
-      <w:r>
-        <w:rPr>
-          <w:rFonts w:hint="eastAsia"/>
+          <w:rFonts w:hint="eastAsia" w:ascii="Times New Roman" w:hAnsi="Times New Roman" w:eastAsia="標楷體" w:cs="Times New Roman"/>
+          <w:b w:val="0"/>
+          <w:sz w:val="28"/>
+        </w:rPr>
+        <w:t xml:space="preserve"> </w:t>
+      </w:r>
+      <w:r>
+        <w:rPr>
+          <w:rFonts w:hint="eastAsia" w:ascii="Times New Roman" w:hAnsi="Times New Roman" w:eastAsia="標楷體" w:cs="Times New Roman"/>
+          <w:b w:val="0"/>
+          <w:sz w:val="28"/>
         </w:rPr>
         <w:t>簡報中的動機（如數據分析），須同步補上</w:t>
       </w:r>
     </w:p>
     <w:p>
       <w:pPr>
-        <w:rPr>
-          <w:rFonts w:hint="eastAsia"/>
-        </w:rPr>
-      </w:pPr>
-      <w:r>
-        <w:rPr>
-          <w:rFonts w:hint="eastAsia"/>
+        <w:spacing w:before="60" w:after="60" w:line="300" w:lineRule="auto"/>
+        <w:rPr>
+          <w:rFonts w:hint="eastAsia"/>
+        </w:rPr>
+      </w:pPr>
+      <w:r>
+        <w:rPr>
+          <w:rFonts w:hint="eastAsia" w:ascii="Times New Roman" w:hAnsi="Times New Roman" w:eastAsia="標楷體" w:cs="Times New Roman"/>
+          <w:b w:val="0"/>
+          <w:sz w:val="28"/>
         </w:rPr>
         <w:t></w:t>
       </w:r>
       <w:r>
         <w:rPr>
-          <w:rFonts w:hint="eastAsia"/>
-        </w:rPr>
-        <w:t xml:space="preserve"> </w:t>
-      </w:r>
-      <w:r>
-        <w:rPr>
-          <w:rFonts w:hint="eastAsia"/>
+          <w:rFonts w:hint="eastAsia" w:ascii="Times New Roman" w:hAnsi="Times New Roman" w:eastAsia="標楷體" w:cs="Times New Roman"/>
+          <w:b w:val="0"/>
+          <w:sz w:val="28"/>
+        </w:rPr>
+        <w:t xml:space="preserve"> </w:t>
+      </w:r>
+      <w:r>
+        <w:rPr>
+          <w:rFonts w:hint="eastAsia" w:ascii="Times New Roman" w:hAnsi="Times New Roman" w:eastAsia="標楷體" w:cs="Times New Roman"/>
+          <w:b w:val="0"/>
+          <w:sz w:val="28"/>
         </w:rPr>
         <w:t>修正中英文名稱：</w:t>
       </w:r>
       <w:r>
         <w:rPr>
-          <w:rFonts w:hint="eastAsia"/>
-        </w:rPr>
-        <w:t xml:space="preserve"> </w:t>
-      </w:r>
-      <w:r>
-        <w:rPr>
-          <w:rFonts w:hint="eastAsia"/>
+          <w:rFonts w:hint="eastAsia" w:ascii="Times New Roman" w:hAnsi="Times New Roman" w:eastAsia="標楷體" w:cs="Times New Roman"/>
+          <w:b w:val="0"/>
+          <w:sz w:val="28"/>
+        </w:rPr>
+        <w:t xml:space="preserve"> </w:t>
+      </w:r>
+      <w:r>
+        <w:rPr>
+          <w:rFonts w:hint="eastAsia" w:ascii="Times New Roman" w:hAnsi="Times New Roman" w:eastAsia="標楷體" w:cs="Times New Roman"/>
+          <w:b w:val="0"/>
+          <w:sz w:val="28"/>
         </w:rPr>
         <w:t>系統文件上缺少中文名稱（共同紀錄成長），</w:t>
       </w:r>
     </w:p>
     <w:p>
       <w:pPr>
-        <w:rPr>
-          <w:rFonts w:hint="eastAsia"/>
-        </w:rPr>
-      </w:pPr>
-      <w:r>
-        <w:rPr>
-          <w:rFonts w:hint="eastAsia"/>
+        <w:spacing w:before="60" w:after="60" w:line="300" w:lineRule="auto"/>
+        <w:rPr>
+          <w:rFonts w:hint="eastAsia"/>
+        </w:rPr>
+      </w:pPr>
+      <w:r>
+        <w:rPr>
+          <w:rFonts w:hint="eastAsia" w:ascii="Times New Roman" w:hAnsi="Times New Roman" w:eastAsia="標楷體" w:cs="Times New Roman"/>
+          <w:b w:val="0"/>
+          <w:sz w:val="28"/>
         </w:rPr>
         <w:t></w:t>
       </w:r>
       <w:r>
         <w:rPr>
-          <w:rFonts w:hint="eastAsia"/>
-        </w:rPr>
-        <w:t xml:space="preserve"> </w:t>
-      </w:r>
-      <w:r>
-        <w:rPr>
-          <w:rFonts w:hint="eastAsia"/>
+          <w:rFonts w:hint="eastAsia" w:ascii="Times New Roman" w:hAnsi="Times New Roman" w:eastAsia="標楷體" w:cs="Times New Roman"/>
+          <w:b w:val="0"/>
+          <w:sz w:val="28"/>
+        </w:rPr>
+        <w:t xml:space="preserve"> </w:t>
+      </w:r>
+      <w:r>
+        <w:rPr>
+          <w:rFonts w:hint="eastAsia" w:ascii="Times New Roman" w:hAnsi="Times New Roman" w:eastAsia="標楷體" w:cs="Times New Roman"/>
+          <w:b w:val="0"/>
+          <w:sz w:val="28"/>
         </w:rPr>
         <w:t>功能據實回報：</w:t>
       </w:r>
       <w:r>
         <w:rPr>
-          <w:rFonts w:hint="eastAsia"/>
-        </w:rPr>
-        <w:t xml:space="preserve"> </w:t>
-      </w:r>
-      <w:r>
-        <w:rPr>
-          <w:rFonts w:hint="eastAsia"/>
+          <w:rFonts w:hint="eastAsia" w:ascii="Times New Roman" w:hAnsi="Times New Roman" w:eastAsia="標楷體" w:cs="Times New Roman"/>
+          <w:b w:val="0"/>
+          <w:sz w:val="28"/>
+        </w:rPr>
+        <w:t xml:space="preserve"> </w:t>
+      </w:r>
+      <w:r>
+        <w:rPr>
+          <w:rFonts w:hint="eastAsia" w:ascii="Times New Roman" w:hAnsi="Times New Roman" w:eastAsia="標楷體" w:cs="Times New Roman"/>
+          <w:b w:val="0"/>
+          <w:sz w:val="28"/>
         </w:rPr>
         <w:t>報告內容必須與系統文件完全一致</w:t>
       </w:r>
     </w:p>
     <w:p>
       <w:pPr>
-        <w:rPr>
-          <w:rFonts w:hint="eastAsia"/>
-        </w:rPr>
-      </w:pPr>
-      <w:r>
-        <w:rPr>
-          <w:rFonts w:hint="eastAsia"/>
+        <w:spacing w:before="60" w:after="60" w:line="300" w:lineRule="auto"/>
+        <w:rPr>
+          <w:rFonts w:hint="eastAsia"/>
+        </w:rPr>
+      </w:pPr>
+      <w:r>
+        <w:rPr>
+          <w:rFonts w:hint="eastAsia" w:ascii="Times New Roman" w:hAnsi="Times New Roman" w:eastAsia="標楷體" w:cs="Times New Roman"/>
+          <w:b w:val="0"/>
+          <w:sz w:val="28"/>
         </w:rPr>
         <w:t></w:t>
       </w:r>
       <w:r>
         <w:rPr>
-          <w:rFonts w:hint="eastAsia"/>
-        </w:rPr>
-        <w:t xml:space="preserve"> </w:t>
-      </w:r>
-      <w:r>
-        <w:rPr>
-          <w:rFonts w:hint="eastAsia"/>
+          <w:rFonts w:hint="eastAsia" w:ascii="Times New Roman" w:hAnsi="Times New Roman" w:eastAsia="標楷體" w:cs="Times New Roman"/>
+          <w:b w:val="0"/>
+          <w:sz w:val="28"/>
+        </w:rPr>
+        <w:t xml:space="preserve"> </w:t>
+      </w:r>
+      <w:r>
+        <w:rPr>
+          <w:rFonts w:hint="eastAsia" w:ascii="Times New Roman" w:hAnsi="Times New Roman" w:eastAsia="標楷體" w:cs="Times New Roman"/>
+          <w:b w:val="0"/>
+          <w:sz w:val="28"/>
         </w:rPr>
         <w:t>目前哪些功能尚未完成，需要在文件中據實說明</w:t>
       </w:r>
     </w:p>
     <w:p>
       <w:pPr>
-        <w:rPr>
-          <w:rFonts w:hint="eastAsia"/>
-        </w:rPr>
-      </w:pPr>
-      <w:r>
-        <w:rPr>
-          <w:rFonts w:hint="eastAsia"/>
+        <w:spacing w:before="60" w:after="60" w:line="300" w:lineRule="auto"/>
+        <w:rPr>
+          <w:rFonts w:hint="eastAsia"/>
+        </w:rPr>
+      </w:pPr>
+      <w:r>
+        <w:rPr>
+          <w:rFonts w:hint="eastAsia" w:ascii="Times New Roman" w:hAnsi="Times New Roman" w:eastAsia="標楷體" w:cs="Times New Roman"/>
+          <w:b w:val="0"/>
+          <w:sz w:val="28"/>
         </w:rPr>
         <w:t></w:t>
       </w:r>
       <w:r>
         <w:rPr>
-          <w:rFonts w:hint="eastAsia"/>
-        </w:rPr>
-        <w:t xml:space="preserve"> </w:t>
-      </w:r>
-      <w:r>
-        <w:rPr>
-          <w:rFonts w:hint="eastAsia"/>
+          <w:rFonts w:hint="eastAsia" w:ascii="Times New Roman" w:hAnsi="Times New Roman" w:eastAsia="標楷體" w:cs="Times New Roman"/>
+          <w:b w:val="0"/>
+          <w:sz w:val="28"/>
+        </w:rPr>
+        <w:t xml:space="preserve"> </w:t>
+      </w:r>
+      <w:r>
+        <w:rPr>
+          <w:rFonts w:hint="eastAsia" w:ascii="Times New Roman" w:hAnsi="Times New Roman" w:eastAsia="標楷體" w:cs="Times New Roman"/>
+          <w:b w:val="0"/>
+          <w:sz w:val="28"/>
         </w:rPr>
         <w:t>非功能性需求具體化：</w:t>
       </w:r>
       <w:r>
         <w:rPr>
-          <w:rFonts w:hint="eastAsia"/>
-        </w:rPr>
-        <w:t xml:space="preserve"> </w:t>
-      </w:r>
-      <w:r>
-        <w:rPr>
-          <w:rFonts w:hint="eastAsia"/>
+          <w:rFonts w:hint="eastAsia" w:ascii="Times New Roman" w:hAnsi="Times New Roman" w:eastAsia="標楷體" w:cs="Times New Roman"/>
+          <w:b w:val="0"/>
+          <w:sz w:val="28"/>
+        </w:rPr>
+        <w:t xml:space="preserve"> </w:t>
+      </w:r>
+      <w:r>
+        <w:rPr>
+          <w:rFonts w:hint="eastAsia" w:ascii="Times New Roman" w:hAnsi="Times New Roman" w:eastAsia="標楷體" w:cs="Times New Roman"/>
+          <w:b w:val="0"/>
+          <w:sz w:val="28"/>
         </w:rPr>
         <w:t>修正非功能性需求的撰寫方式，不要寫成名詞解釋。必須針對你們的系統提出未來可驗證的具體指標</w:t>
       </w:r>
       <w:proofErr w:type="gramStart"/>
       <w:r>
         <w:rPr>
-          <w:rFonts w:hint="eastAsia"/>
+          <w:rFonts w:hint="eastAsia" w:ascii="Times New Roman" w:hAnsi="Times New Roman" w:eastAsia="標楷體" w:cs="Times New Roman"/>
+          <w:b w:val="0"/>
+          <w:sz w:val="28"/>
         </w:rPr>
         <w:t>（</w:t>
       </w:r>
       <w:proofErr w:type="gramEnd"/>
       <w:r>
         <w:rPr>
-          <w:rFonts w:hint="eastAsia"/>
+          <w:rFonts w:hint="eastAsia" w:ascii="Times New Roman" w:hAnsi="Times New Roman" w:eastAsia="標楷體" w:cs="Times New Roman"/>
+          <w:b w:val="0"/>
+          <w:sz w:val="28"/>
         </w:rPr>
         <w:t>例如：響應時間小於</w:t>
       </w:r>
       <w:r>
         <w:rPr>
-          <w:rFonts w:hint="eastAsia"/>
+          <w:rFonts w:hint="eastAsia" w:ascii="Times New Roman" w:hAnsi="Times New Roman" w:eastAsia="標楷體" w:cs="Times New Roman"/>
+          <w:b w:val="0"/>
+          <w:sz w:val="28"/>
         </w:rPr>
         <w:t xml:space="preserve"> 2 </w:t>
       </w:r>
       <w:r>
         <w:rPr>
-          <w:rFonts w:hint="eastAsia"/>
+          <w:rFonts w:hint="eastAsia" w:ascii="Times New Roman" w:hAnsi="Times New Roman" w:eastAsia="標楷體" w:cs="Times New Roman"/>
+          <w:b w:val="0"/>
+          <w:sz w:val="28"/>
         </w:rPr>
         <w:t>秒、同時上線人數等</w:t>
       </w:r>
       <w:proofErr w:type="gramStart"/>
       <w:r>
         <w:rPr>
-          <w:rFonts w:hint="eastAsia"/>
+          <w:rFonts w:hint="eastAsia" w:ascii="Times New Roman" w:hAnsi="Times New Roman" w:eastAsia="標楷體" w:cs="Times New Roman"/>
+          <w:b w:val="0"/>
+          <w:sz w:val="28"/>
         </w:rPr>
         <w:t>）</w:t>
       </w:r>
       <w:proofErr w:type="gramEnd"/>
       <w:r>
         <w:rPr>
-          <w:rFonts w:hint="eastAsia"/>
+          <w:rFonts w:hint="eastAsia" w:ascii="Times New Roman" w:hAnsi="Times New Roman" w:eastAsia="標楷體" w:cs="Times New Roman"/>
+          <w:b w:val="0"/>
+          <w:sz w:val="28"/>
         </w:rPr>
         <w:t>。</w:t>
       </w:r>
     </w:p>
     <w:p>
       <w:pPr>
-        <w:rPr>
-          <w:rFonts w:hint="eastAsia"/>
-        </w:rPr>
-      </w:pPr>
-      <w:r>
-        <w:rPr>
-          <w:rFonts w:hint="eastAsia"/>
+        <w:spacing w:before="60" w:after="60" w:line="300" w:lineRule="auto"/>
+        <w:rPr>
+          <w:rFonts w:hint="eastAsia"/>
+        </w:rPr>
+      </w:pPr>
+      <w:r>
+        <w:rPr>
+          <w:rFonts w:hint="eastAsia" w:ascii="Times New Roman" w:hAnsi="Times New Roman" w:eastAsia="標楷體" w:cs="Times New Roman"/>
+          <w:b w:val="0"/>
+          <w:sz w:val="28"/>
         </w:rPr>
         <w:t></w:t>
       </w:r>
       <w:r>
         <w:rPr>
-          <w:rFonts w:hint="eastAsia"/>
-        </w:rPr>
-        <w:t xml:space="preserve"> </w:t>
-      </w:r>
-      <w:r>
-        <w:rPr>
-          <w:rFonts w:hint="eastAsia"/>
+          <w:rFonts w:hint="eastAsia" w:ascii="Times New Roman" w:hAnsi="Times New Roman" w:eastAsia="標楷體" w:cs="Times New Roman"/>
+          <w:b w:val="0"/>
+          <w:sz w:val="28"/>
+        </w:rPr>
+        <w:t xml:space="preserve"> </w:t>
+      </w:r>
+      <w:r>
+        <w:rPr>
+          <w:rFonts w:hint="eastAsia" w:ascii="Times New Roman" w:hAnsi="Times New Roman" w:eastAsia="標楷體" w:cs="Times New Roman"/>
+          <w:b w:val="0"/>
+          <w:sz w:val="28"/>
         </w:rPr>
         <w:t>資料庫與分析順序：</w:t>
       </w:r>
       <w:r>
         <w:rPr>
-          <w:rFonts w:hint="eastAsia"/>
-        </w:rPr>
-        <w:t xml:space="preserve"> </w:t>
-      </w:r>
-      <w:r>
-        <w:rPr>
-          <w:rFonts w:hint="eastAsia"/>
+          <w:rFonts w:hint="eastAsia" w:ascii="Times New Roman" w:hAnsi="Times New Roman" w:eastAsia="標楷體" w:cs="Times New Roman"/>
+          <w:b w:val="0"/>
+          <w:sz w:val="28"/>
+        </w:rPr>
+        <w:t xml:space="preserve"> </w:t>
+      </w:r>
+      <w:r>
+        <w:rPr>
+          <w:rFonts w:hint="eastAsia" w:ascii="Times New Roman" w:hAnsi="Times New Roman" w:eastAsia="標楷體" w:cs="Times New Roman"/>
+          <w:b w:val="0"/>
+          <w:sz w:val="28"/>
         </w:rPr>
         <w:t>重新檢視資料庫設計流程。撰寫順序應為：討論系統功能、進行系統分析、</w:t>
       </w:r>
       <w:r>
         <w:rPr>
-          <w:rFonts w:hint="eastAsia"/>
-        </w:rPr>
-        <w:t xml:space="preserve"> </w:t>
-      </w:r>
-      <w:r>
-        <w:rPr>
-          <w:rFonts w:hint="eastAsia"/>
+          <w:rFonts w:hint="eastAsia" w:ascii="Times New Roman" w:hAnsi="Times New Roman" w:eastAsia="標楷體" w:cs="Times New Roman"/>
+          <w:b w:val="0"/>
+          <w:sz w:val="28"/>
+        </w:rPr>
+        <w:t xml:space="preserve"> </w:t>
+      </w:r>
+      <w:r>
+        <w:rPr>
+          <w:rFonts w:hint="eastAsia" w:ascii="Times New Roman" w:hAnsi="Times New Roman" w:eastAsia="標楷體" w:cs="Times New Roman"/>
+          <w:b w:val="0"/>
+          <w:sz w:val="28"/>
         </w:rPr>
         <w:t>設計資料表</w:t>
       </w:r>
@@ -858,293 +1113,379 @@
     <w:p/>
     <w:p>
       <w:pPr>
-        <w:rPr>
-          <w:rFonts w:hint="eastAsia"/>
-        </w:rPr>
-      </w:pPr>
-      <w:r>
-        <w:rPr>
-          <w:rFonts w:hint="eastAsia"/>
+        <w:spacing w:before="60" w:after="60" w:line="300" w:lineRule="auto"/>
+        <w:rPr>
+          <w:rFonts w:hint="eastAsia"/>
+        </w:rPr>
+      </w:pPr>
+      <w:r>
+        <w:rPr>
+          <w:rFonts w:hint="eastAsia" w:ascii="Times New Roman" w:hAnsi="Times New Roman" w:eastAsia="標楷體" w:cs="Times New Roman"/>
+          <w:b w:val="0"/>
+          <w:sz w:val="28"/>
         </w:rPr>
         <w:t>二、</w:t>
       </w:r>
       <w:r>
         <w:rPr>
-          <w:rFonts w:hint="eastAsia"/>
-        </w:rPr>
-        <w:t xml:space="preserve"> </w:t>
-      </w:r>
-      <w:r>
-        <w:rPr>
-          <w:rFonts w:hint="eastAsia"/>
+          <w:rFonts w:hint="eastAsia" w:ascii="Times New Roman" w:hAnsi="Times New Roman" w:eastAsia="標楷體" w:cs="Times New Roman"/>
+          <w:b w:val="0"/>
+          <w:sz w:val="28"/>
+        </w:rPr>
+        <w:t xml:space="preserve"> </w:t>
+      </w:r>
+      <w:r>
+        <w:rPr>
+          <w:rFonts w:hint="eastAsia" w:ascii="Times New Roman" w:hAnsi="Times New Roman" w:eastAsia="標楷體" w:cs="Times New Roman"/>
+          <w:b w:val="0"/>
+          <w:sz w:val="28"/>
         </w:rPr>
         <w:t>簡報邏輯與論證</w:t>
       </w:r>
     </w:p>
     <w:p>
       <w:pPr>
-        <w:rPr>
-          <w:rFonts w:hint="eastAsia"/>
-        </w:rPr>
-      </w:pPr>
-      <w:r>
-        <w:rPr>
-          <w:rFonts w:hint="eastAsia"/>
+        <w:spacing w:before="60" w:after="60" w:line="300" w:lineRule="auto"/>
+        <w:rPr>
+          <w:rFonts w:hint="eastAsia"/>
+        </w:rPr>
+      </w:pPr>
+      <w:r>
+        <w:rPr>
+          <w:rFonts w:hint="eastAsia" w:ascii="Times New Roman" w:hAnsi="Times New Roman" w:eastAsia="標楷體" w:cs="Times New Roman"/>
+          <w:b w:val="0"/>
+          <w:sz w:val="28"/>
         </w:rPr>
         <w:t></w:t>
       </w:r>
       <w:r>
         <w:rPr>
-          <w:rFonts w:hint="eastAsia"/>
-        </w:rPr>
-        <w:t xml:space="preserve"> </w:t>
-      </w:r>
-      <w:r>
-        <w:rPr>
-          <w:rFonts w:hint="eastAsia"/>
+          <w:rFonts w:hint="eastAsia" w:ascii="Times New Roman" w:hAnsi="Times New Roman" w:eastAsia="標楷體" w:cs="Times New Roman"/>
+          <w:b w:val="0"/>
+          <w:sz w:val="28"/>
+        </w:rPr>
+        <w:t xml:space="preserve"> </w:t>
+      </w:r>
+      <w:r>
+        <w:rPr>
+          <w:rFonts w:hint="eastAsia" w:ascii="Times New Roman" w:hAnsi="Times New Roman" w:eastAsia="標楷體" w:cs="Times New Roman"/>
+          <w:b w:val="0"/>
+          <w:sz w:val="28"/>
         </w:rPr>
         <w:t>調整報告順序：先分析再展示操作</w:t>
       </w:r>
     </w:p>
     <w:p>
       <w:pPr>
-        <w:rPr>
-          <w:rFonts w:hint="eastAsia"/>
-        </w:rPr>
-      </w:pPr>
-      <w:r>
-        <w:rPr>
-          <w:rFonts w:hint="eastAsia"/>
+        <w:spacing w:before="60" w:after="60" w:line="300" w:lineRule="auto"/>
+        <w:rPr>
+          <w:rFonts w:hint="eastAsia"/>
+        </w:rPr>
+      </w:pPr>
+      <w:r>
+        <w:rPr>
+          <w:rFonts w:hint="eastAsia" w:ascii="Times New Roman" w:hAnsi="Times New Roman" w:eastAsia="標楷體" w:cs="Times New Roman"/>
+          <w:b w:val="0"/>
+          <w:sz w:val="28"/>
         </w:rPr>
         <w:t></w:t>
       </w:r>
       <w:r>
         <w:rPr>
-          <w:rFonts w:hint="eastAsia"/>
-        </w:rPr>
-        <w:t xml:space="preserve"> </w:t>
-      </w:r>
-      <w:r>
-        <w:rPr>
-          <w:rFonts w:hint="eastAsia"/>
+          <w:rFonts w:hint="eastAsia" w:ascii="Times New Roman" w:hAnsi="Times New Roman" w:eastAsia="標楷體" w:cs="Times New Roman"/>
+          <w:b w:val="0"/>
+          <w:sz w:val="28"/>
+        </w:rPr>
+        <w:t xml:space="preserve"> </w:t>
+      </w:r>
+      <w:r>
+        <w:rPr>
+          <w:rFonts w:hint="eastAsia" w:ascii="Times New Roman" w:hAnsi="Times New Roman" w:eastAsia="標楷體" w:cs="Times New Roman"/>
+          <w:b w:val="0"/>
+          <w:sz w:val="28"/>
         </w:rPr>
         <w:t>優化的判斷標準：</w:t>
       </w:r>
       <w:r>
         <w:rPr>
-          <w:rFonts w:hint="eastAsia"/>
-        </w:rPr>
-        <w:t xml:space="preserve"> </w:t>
-      </w:r>
-      <w:r>
-        <w:rPr>
-          <w:rFonts w:hint="eastAsia"/>
+          <w:rFonts w:hint="eastAsia" w:ascii="Times New Roman" w:hAnsi="Times New Roman" w:eastAsia="標楷體" w:cs="Times New Roman"/>
+          <w:b w:val="0"/>
+          <w:sz w:val="28"/>
+        </w:rPr>
+        <w:t xml:space="preserve"> </w:t>
+      </w:r>
+      <w:r>
+        <w:rPr>
+          <w:rFonts w:hint="eastAsia" w:ascii="Times New Roman" w:hAnsi="Times New Roman" w:eastAsia="標楷體" w:cs="Times New Roman"/>
+          <w:b w:val="0"/>
+          <w:sz w:val="28"/>
         </w:rPr>
         <w:t>系統還沒上線之前，你們是如何判斷哪些部分屬於「已優化」，哪些又是「需要優化」的？須</w:t>
       </w:r>
       <w:proofErr w:type="gramStart"/>
       <w:r>
         <w:rPr>
-          <w:rFonts w:hint="eastAsia"/>
+          <w:rFonts w:hint="eastAsia" w:ascii="Times New Roman" w:hAnsi="Times New Roman" w:eastAsia="標楷體" w:cs="Times New Roman"/>
+          <w:b w:val="0"/>
+          <w:sz w:val="28"/>
         </w:rPr>
         <w:t>釐</w:t>
       </w:r>
       <w:proofErr w:type="gramEnd"/>
       <w:r>
         <w:rPr>
-          <w:rFonts w:hint="eastAsia"/>
+          <w:rFonts w:hint="eastAsia" w:ascii="Times New Roman" w:hAnsi="Times New Roman" w:eastAsia="標楷體" w:cs="Times New Roman"/>
+          <w:b w:val="0"/>
+          <w:sz w:val="28"/>
         </w:rPr>
         <w:t>清並解釋</w:t>
       </w:r>
     </w:p>
     <w:p>
       <w:pPr>
-        <w:rPr>
-          <w:rFonts w:hint="eastAsia"/>
-        </w:rPr>
-      </w:pPr>
-      <w:r>
-        <w:rPr>
-          <w:rFonts w:hint="eastAsia"/>
+        <w:spacing w:before="60" w:after="60" w:line="300" w:lineRule="auto"/>
+        <w:rPr>
+          <w:rFonts w:hint="eastAsia"/>
+        </w:rPr>
+      </w:pPr>
+      <w:r>
+        <w:rPr>
+          <w:rFonts w:hint="eastAsia" w:ascii="Times New Roman" w:hAnsi="Times New Roman" w:eastAsia="標楷體" w:cs="Times New Roman"/>
+          <w:b w:val="0"/>
+          <w:sz w:val="28"/>
         </w:rPr>
         <w:t>三、</w:t>
       </w:r>
       <w:r>
         <w:rPr>
-          <w:rFonts w:hint="eastAsia"/>
-        </w:rPr>
-        <w:t xml:space="preserve"> </w:t>
-      </w:r>
-      <w:r>
-        <w:rPr>
-          <w:rFonts w:hint="eastAsia"/>
+          <w:rFonts w:hint="eastAsia" w:ascii="Times New Roman" w:hAnsi="Times New Roman" w:eastAsia="標楷體" w:cs="Times New Roman"/>
+          <w:b w:val="0"/>
+          <w:sz w:val="28"/>
+        </w:rPr>
+        <w:t xml:space="preserve"> </w:t>
+      </w:r>
+      <w:r>
+        <w:rPr>
+          <w:rFonts w:hint="eastAsia" w:ascii="Times New Roman" w:hAnsi="Times New Roman" w:eastAsia="標楷體" w:cs="Times New Roman"/>
+          <w:b w:val="0"/>
+          <w:sz w:val="28"/>
         </w:rPr>
         <w:t>技術細節與資料來源</w:t>
       </w:r>
     </w:p>
     <w:p>
       <w:pPr>
-        <w:rPr>
-          <w:rFonts w:hint="eastAsia"/>
-        </w:rPr>
-      </w:pPr>
-      <w:r>
-        <w:rPr>
-          <w:rFonts w:hint="eastAsia"/>
+        <w:spacing w:before="60" w:after="60" w:line="300" w:lineRule="auto"/>
+        <w:rPr>
+          <w:rFonts w:hint="eastAsia"/>
+        </w:rPr>
+      </w:pPr>
+      <w:r>
+        <w:rPr>
+          <w:rFonts w:hint="eastAsia" w:ascii="Times New Roman" w:hAnsi="Times New Roman" w:eastAsia="標楷體" w:cs="Times New Roman"/>
+          <w:b w:val="0"/>
+          <w:sz w:val="28"/>
         </w:rPr>
         <w:t></w:t>
       </w:r>
       <w:r>
         <w:rPr>
-          <w:rFonts w:hint="eastAsia"/>
-        </w:rPr>
-        <w:t xml:space="preserve"> </w:t>
-      </w:r>
-      <w:r>
-        <w:rPr>
-          <w:rFonts w:hint="eastAsia"/>
+          <w:rFonts w:hint="eastAsia" w:ascii="Times New Roman" w:hAnsi="Times New Roman" w:eastAsia="標楷體" w:cs="Times New Roman"/>
+          <w:b w:val="0"/>
+          <w:sz w:val="28"/>
+        </w:rPr>
+        <w:t xml:space="preserve"> </w:t>
+      </w:r>
+      <w:r>
+        <w:rPr>
+          <w:rFonts w:hint="eastAsia" w:ascii="Times New Roman" w:hAnsi="Times New Roman" w:eastAsia="標楷體" w:cs="Times New Roman"/>
+          <w:b w:val="0"/>
+          <w:sz w:val="28"/>
         </w:rPr>
         <w:t>問卷數據出處：須明確交代問卷的從哪裡募集來的</w:t>
       </w:r>
     </w:p>
     <w:p>
       <w:pPr>
-        <w:rPr>
-          <w:rFonts w:hint="eastAsia"/>
-        </w:rPr>
-      </w:pPr>
-      <w:r>
-        <w:rPr>
-          <w:rFonts w:hint="eastAsia"/>
+        <w:spacing w:before="60" w:after="60" w:line="300" w:lineRule="auto"/>
+        <w:rPr>
+          <w:rFonts w:hint="eastAsia"/>
+        </w:rPr>
+      </w:pPr>
+      <w:r>
+        <w:rPr>
+          <w:rFonts w:hint="eastAsia" w:ascii="Times New Roman" w:hAnsi="Times New Roman" w:eastAsia="標楷體" w:cs="Times New Roman"/>
+          <w:b w:val="0"/>
+          <w:sz w:val="28"/>
         </w:rPr>
         <w:t></w:t>
       </w:r>
       <w:r>
         <w:rPr>
-          <w:rFonts w:hint="eastAsia"/>
+          <w:rFonts w:hint="eastAsia" w:ascii="Times New Roman" w:hAnsi="Times New Roman" w:eastAsia="標楷體" w:cs="Times New Roman"/>
+          <w:b w:val="0"/>
+          <w:sz w:val="28"/>
         </w:rPr>
         <w:t xml:space="preserve"> RAG </w:t>
       </w:r>
       <w:r>
         <w:rPr>
-          <w:rFonts w:hint="eastAsia"/>
+          <w:rFonts w:hint="eastAsia" w:ascii="Times New Roman" w:hAnsi="Times New Roman" w:eastAsia="標楷體" w:cs="Times New Roman"/>
+          <w:b w:val="0"/>
+          <w:sz w:val="28"/>
         </w:rPr>
         <w:t>訓練</w:t>
       </w:r>
       <w:r>
         <w:rPr>
-          <w:rFonts w:hint="eastAsia"/>
+          <w:rFonts w:hint="eastAsia" w:ascii="Times New Roman" w:hAnsi="Times New Roman" w:eastAsia="標楷體" w:cs="Times New Roman"/>
+          <w:b w:val="0"/>
+          <w:sz w:val="28"/>
         </w:rPr>
         <w:t>/</w:t>
       </w:r>
       <w:r>
         <w:rPr>
-          <w:rFonts w:hint="eastAsia"/>
+          <w:rFonts w:hint="eastAsia" w:ascii="Times New Roman" w:hAnsi="Times New Roman" w:eastAsia="標楷體" w:cs="Times New Roman"/>
+          <w:b w:val="0"/>
+          <w:sz w:val="28"/>
         </w:rPr>
         <w:t>檢索資料來源：</w:t>
       </w:r>
       <w:r>
         <w:rPr>
-          <w:rFonts w:hint="eastAsia"/>
-        </w:rPr>
-        <w:t xml:space="preserve"> </w:t>
-      </w:r>
-      <w:r>
-        <w:rPr>
-          <w:rFonts w:hint="eastAsia"/>
+          <w:rFonts w:hint="eastAsia" w:ascii="Times New Roman" w:hAnsi="Times New Roman" w:eastAsia="標楷體" w:cs="Times New Roman"/>
+          <w:b w:val="0"/>
+          <w:sz w:val="28"/>
+        </w:rPr>
+        <w:t xml:space="preserve"> </w:t>
+      </w:r>
+      <w:r>
+        <w:rPr>
+          <w:rFonts w:hint="eastAsia" w:ascii="Times New Roman" w:hAnsi="Times New Roman" w:eastAsia="標楷體" w:cs="Times New Roman"/>
+          <w:b w:val="0"/>
+          <w:sz w:val="28"/>
         </w:rPr>
         <w:t>清楚說明</w:t>
       </w:r>
       <w:r>
         <w:rPr>
-          <w:rFonts w:hint="eastAsia"/>
+          <w:rFonts w:hint="eastAsia" w:ascii="Times New Roman" w:hAnsi="Times New Roman" w:eastAsia="標楷體" w:cs="Times New Roman"/>
+          <w:b w:val="0"/>
+          <w:sz w:val="28"/>
         </w:rPr>
         <w:t>RAG</w:t>
       </w:r>
       <w:r>
         <w:rPr>
-          <w:rFonts w:hint="eastAsia"/>
+          <w:rFonts w:hint="eastAsia" w:ascii="Times New Roman" w:hAnsi="Times New Roman" w:eastAsia="標楷體" w:cs="Times New Roman"/>
+          <w:b w:val="0"/>
+          <w:sz w:val="28"/>
         </w:rPr>
         <w:t>所使用的訓練資料或知識庫來源</w:t>
       </w:r>
     </w:p>
     <w:p>
       <w:pPr>
-        <w:rPr>
-          <w:rFonts w:hint="eastAsia"/>
-        </w:rPr>
-      </w:pPr>
-      <w:r>
-        <w:rPr>
-          <w:rFonts w:hint="eastAsia"/>
+        <w:spacing w:before="60" w:after="60" w:line="300" w:lineRule="auto"/>
+        <w:rPr>
+          <w:rFonts w:hint="eastAsia"/>
+        </w:rPr>
+      </w:pPr>
+      <w:r>
+        <w:rPr>
+          <w:rFonts w:hint="eastAsia" w:ascii="Times New Roman" w:hAnsi="Times New Roman" w:eastAsia="標楷體" w:cs="Times New Roman"/>
+          <w:b w:val="0"/>
+          <w:sz w:val="28"/>
         </w:rPr>
         <w:lastRenderedPageBreak/>
         <w:t></w:t>
       </w:r>
       <w:r>
         <w:rPr>
-          <w:rFonts w:hint="eastAsia"/>
-        </w:rPr>
-        <w:t xml:space="preserve"> </w:t>
-      </w:r>
-      <w:r>
-        <w:rPr>
-          <w:rFonts w:hint="eastAsia"/>
+          <w:rFonts w:hint="eastAsia" w:ascii="Times New Roman" w:hAnsi="Times New Roman" w:eastAsia="標楷體" w:cs="Times New Roman"/>
+          <w:b w:val="0"/>
+          <w:sz w:val="28"/>
+        </w:rPr>
+        <w:t xml:space="preserve"> </w:t>
+      </w:r>
+      <w:r>
+        <w:rPr>
+          <w:rFonts w:hint="eastAsia" w:ascii="Times New Roman" w:hAnsi="Times New Roman" w:eastAsia="標楷體" w:cs="Times New Roman"/>
+          <w:b w:val="0"/>
+          <w:sz w:val="28"/>
         </w:rPr>
         <w:t>系統安全性：</w:t>
       </w:r>
       <w:r>
         <w:rPr>
-          <w:rFonts w:hint="eastAsia"/>
-        </w:rPr>
-        <w:t xml:space="preserve"> </w:t>
-      </w:r>
-      <w:r>
-        <w:rPr>
-          <w:rFonts w:hint="eastAsia"/>
+          <w:rFonts w:hint="eastAsia" w:ascii="Times New Roman" w:hAnsi="Times New Roman" w:eastAsia="標楷體" w:cs="Times New Roman"/>
+          <w:b w:val="0"/>
+          <w:sz w:val="28"/>
+        </w:rPr>
+        <w:t xml:space="preserve"> </w:t>
+      </w:r>
+      <w:r>
+        <w:rPr>
+          <w:rFonts w:hint="eastAsia" w:ascii="Times New Roman" w:hAnsi="Times New Roman" w:eastAsia="標楷體" w:cs="Times New Roman"/>
+          <w:b w:val="0"/>
+          <w:sz w:val="28"/>
         </w:rPr>
         <w:t>目前完全沒有補充說明，需在文件與簡報中加入系統安全防護機制</w:t>
       </w:r>
     </w:p>
     <w:p>
       <w:pPr>
-        <w:rPr>
-          <w:rFonts w:hint="eastAsia"/>
-        </w:rPr>
-      </w:pPr>
-      <w:r>
-        <w:rPr>
-          <w:rFonts w:hint="eastAsia"/>
+        <w:spacing w:before="60" w:after="60" w:line="300" w:lineRule="auto"/>
+        <w:rPr>
+          <w:rFonts w:hint="eastAsia"/>
+        </w:rPr>
+      </w:pPr>
+      <w:r>
+        <w:rPr>
+          <w:rFonts w:hint="eastAsia" w:ascii="Times New Roman" w:hAnsi="Times New Roman" w:eastAsia="標楷體" w:cs="Times New Roman"/>
+          <w:b w:val="0"/>
+          <w:sz w:val="28"/>
         </w:rPr>
         <w:t>四、</w:t>
       </w:r>
       <w:r>
         <w:rPr>
-          <w:rFonts w:hint="eastAsia"/>
-        </w:rPr>
-        <w:t xml:space="preserve"> </w:t>
-      </w:r>
-      <w:r>
-        <w:rPr>
-          <w:rFonts w:hint="eastAsia"/>
+          <w:rFonts w:hint="eastAsia" w:ascii="Times New Roman" w:hAnsi="Times New Roman" w:eastAsia="標楷體" w:cs="Times New Roman"/>
+          <w:b w:val="0"/>
+          <w:sz w:val="28"/>
+        </w:rPr>
+        <w:t xml:space="preserve"> </w:t>
+      </w:r>
+      <w:r>
+        <w:rPr>
+          <w:rFonts w:hint="eastAsia" w:ascii="Times New Roman" w:hAnsi="Times New Roman" w:eastAsia="標楷體" w:cs="Times New Roman"/>
+          <w:b w:val="0"/>
+          <w:sz w:val="28"/>
         </w:rPr>
         <w:t>團隊分工與專案進度</w:t>
       </w:r>
       <w:r>
         <w:rPr>
-          <w:rFonts w:hint="eastAsia"/>
+          <w:rFonts w:hint="eastAsia" w:ascii="Times New Roman" w:hAnsi="Times New Roman" w:eastAsia="標楷體" w:cs="Times New Roman"/>
+          <w:b w:val="0"/>
+          <w:sz w:val="28"/>
         </w:rPr>
         <w:t>(</w:t>
       </w:r>
       <w:r>
         <w:rPr>
-          <w:rFonts w:hint="eastAsia"/>
+          <w:rFonts w:hint="eastAsia" w:ascii="Times New Roman" w:hAnsi="Times New Roman" w:eastAsia="標楷體" w:cs="Times New Roman"/>
+          <w:b w:val="0"/>
+          <w:sz w:val="28"/>
         </w:rPr>
         <w:t>比較不重要</w:t>
       </w:r>
       <w:r>
         <w:rPr>
-          <w:rFonts w:hint="eastAsia"/>
+          <w:rFonts w:hint="eastAsia" w:ascii="Times New Roman" w:hAnsi="Times New Roman" w:eastAsia="標楷體" w:cs="Times New Roman"/>
+          <w:b w:val="0"/>
+          <w:sz w:val="28"/>
         </w:rPr>
         <w:t>)</w:t>
       </w:r>
@@ -1153,7 +1494,7 @@
     </w:p>
     <w:sectPr>
       <w:pgSz w:w="11906" w:h="16838"/>
-      <w:pgMar w:top="1440" w:right="1800" w:bottom="1440" w:left="1800" w:header="851" w:footer="992" w:gutter="0"/>
+      <w:pgMar w:top="850" w:right="850" w:bottom="850" w:left="850" w:header="567" w:footer="567" w:gutter="0"/>
       <w:cols w:space="425"/>
       <w:docGrid w:type="lines" w:linePitch="360"/>
     </w:sectPr>
@@ -1558,6 +1899,10 @@
     <w:pPr>
       <w:widowControl w:val="0"/>
     </w:pPr>
+    <w:rPr>
+      <w:rFonts w:ascii="Times New Roman" w:hAnsi="Times New Roman" w:eastAsia="標楷體" w:cs="Times New Roman"/>
+      <w:sz w:val="28"/>
+    </w:rPr>
   </w:style>
   <w:style w:type="character" w:default="1" w:styleId="a0">
     <w:name w:val="Default Paragraph Font"/>
